--- a/Resume/TuNTran_Resume_DataScience.docx
+++ b/Resume/TuNTran_Resume_DataScience.docx
@@ -30,12 +30,7 @@
       </w:r>
       <w:r>
         <w:br/>
-      </w:r>
-      <w:r>
-        <w:t>Portfolio (AI + Data Science</w:t>
-      </w:r>
-      <w:r>
-        <w:t xml:space="preserve">): </w:t>
+        <w:t xml:space="preserve">Portfolio (AI + Data Science): </w:t>
       </w:r>
       <w:hyperlink r:id="rId5" w:history="1">
         <w:r>
@@ -268,35 +263,26 @@
     </w:p>
     <w:p>
       <w:r>
-        <w:t>Loki Interactive Inference Platform – Houston Methodist</w:t>
-      </w:r>
-      <w:r>
-        <w:t xml:space="preserve">     </w:t>
-      </w:r>
-      <w:r>
-        <w:tab/>
-      </w:r>
-      <w:r>
-        <w:tab/>
-      </w:r>
-      <w:r>
-        <w:tab/>
-      </w:r>
-      <w:r>
-        <w:tab/>
-      </w:r>
-      <w:r>
-        <w:tab/>
-      </w:r>
-      <w:r>
-        <w:tab/>
-        <w:t xml:space="preserve">      Spring </w:t>
-      </w:r>
-      <w:r>
-        <w:t>202</w:t>
-      </w:r>
-      <w:r>
-        <w:t>6</w:t>
+        <w:t xml:space="preserve">Loki Interactive Inference Platform – Houston Methodist     </w:t>
+      </w:r>
+      <w:r>
+        <w:tab/>
+      </w:r>
+      <w:r>
+        <w:tab/>
+      </w:r>
+      <w:r>
+        <w:tab/>
+      </w:r>
+      <w:r>
+        <w:tab/>
+      </w:r>
+      <w:r>
+        <w:tab/>
+      </w:r>
+      <w:r>
+        <w:tab/>
+        <w:t xml:space="preserve">      Spring 2026</w:t>
       </w:r>
     </w:p>
     <w:p>
@@ -786,7 +772,7 @@
         </w:numPr>
       </w:pPr>
       <w:r>
-        <w:t>Contributed to publications in Nature Methods and Nature Communications on multimodal and spatial data analysis</w:t>
+        <w:t>Contributed to publications in Nature Methods (multimodal foundation models) and Nature Communications (cell-level integration of spatial transcriptomics and histology)</w:t>
       </w:r>
     </w:p>
     <w:p>
@@ -1380,7 +1366,7 @@
   <w:abstractNum w:abstractNumId="2" w15:restartNumberingAfterBreak="0">
     <w:nsid w:val="46D77313"/>
     <w:multiLevelType w:val="hybridMultilevel"/>
-    <w:tmpl w:val="3EB88498"/>
+    <w:tmpl w:val="615A3C52"/>
     <w:lvl w:ilvl="0" w:tplc="C7FA6FC2">
       <w:start w:val="1"/>
       <w:numFmt w:val="bullet"/>
